--- a/report_template/template_main/LC10_CustomEdition_KJFE_v1.1.1.docx
+++ b/report_template/template_main/LC10_CustomEdition_KJFE_v1.1.1.docx
@@ -216,7 +216,7 @@
                     </wp:anchor>
                   </w:drawing>
                 </mc:Choice>
-                <mc:Fallback xmlns:oel="http://schemas.microsoft.com/office/2019/extlst" xmlns:w16du="http://schemas.microsoft.com/office/word/2023/wordml/word16du" xmlns:w16sdtfl="http://schemas.microsoft.com/office/word/2024/wordml/sdtformatlock" xmlns:wpsCustomData="http://www.wps.cn/officeDocument/2013/wpsCustomData">
+                <mc:Fallback xmlns:wpsCustomData="http://www.wps.cn/officeDocument/2013/wpsCustomData" xmlns:w16sdtfl="http://schemas.microsoft.com/office/word/2024/wordml/sdtformatlock" xmlns:w16du="http://schemas.microsoft.com/office/word/2023/wordml/word16du" xmlns:oel="http://schemas.microsoft.com/office/2019/extlst">
                   <w:pict>
                     <v:shape id="流程图: 接点 92" o:spid="_x0000_s1026" o:spt="120" type="#_x0000_t120" style="position:absolute;left:0pt;margin-left:199.35pt;margin-top:3.25pt;height:25.15pt;width:24.65pt;z-index:-251635712;v-text-anchor:middle;mso-width-relative:page;mso-height-relative:page;" fillcolor="#1E7648" filled="t" stroked="f" coordsize="21600,21600" o:gfxdata="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">
                       <v:fill on="t" focussize="0,0"/>
@@ -347,7 +347,7 @@
                     </wp:anchor>
                   </w:drawing>
                 </mc:Choice>
-                <mc:Fallback xmlns:oel="http://schemas.microsoft.com/office/2019/extlst" xmlns:w16du="http://schemas.microsoft.com/office/word/2023/wordml/word16du" xmlns:w16sdtfl="http://schemas.microsoft.com/office/word/2024/wordml/sdtformatlock" xmlns:wpsCustomData="http://www.wps.cn/officeDocument/2013/wpsCustomData">
+                <mc:Fallback xmlns:wpsCustomData="http://www.wps.cn/officeDocument/2013/wpsCustomData" xmlns:w16sdtfl="http://schemas.microsoft.com/office/word/2024/wordml/sdtformatlock" xmlns:w16du="http://schemas.microsoft.com/office/word/2023/wordml/word16du" xmlns:oel="http://schemas.microsoft.com/office/2019/extlst">
                   <w:pict>
                     <v:roundrect id="矩形: 圆角 69" o:spid="_x0000_s1026" o:spt="2" style="position:absolute;left:0pt;margin-left:-5.55pt;margin-top:5.5pt;height:25.3pt;width:71.3pt;mso-position-horizontal-relative:margin;z-index:-251636736;v-text-anchor:middle;mso-width-relative:page;mso-height-relative:page;" fillcolor="#D5E8CA [3052]" filled="t" stroked="f" coordsize="21600,21600" arcsize="0.166666666666667" o:gfxdata="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">
                       <v:fill on="t" focussize="0,0"/>
@@ -4975,7 +4975,45 @@
           <w:sz w:val="16"/>
           <w:szCs w:val="16"/>
         </w:rPr>
-        <w:t>联合发布的《肿瘤变异解读及报告指南》（PMID: 27993330）中的变异分类方法，综合变异在治疗、诊断和预后方面相关研究证据，将变异分为4类：I类为强临床意义；II类为潜在临床意义；III类为临床意义不明；IV类为良性/可能良性。上表仅列出I-II类变异，与肿瘤发生发展相关但暂无临床药物研究的变异不在本表中展示。</w:t>
+        <w:t>联合发布的</w:t>
+      </w:r>
+      <w:r>
+        <w:rPr>
+          <w:rFonts w:ascii="思源黑体 CN Normal" w:eastAsia="思源黑体 CN Normal" w:hAnsi="思源黑体 CN Normal"/>
+          <w:color w:val="000000" w:themeColor="text1"/>
+          <w:sz w:val="16"/>
+          <w:szCs w:val="16"/>
+        </w:rPr>
+        <w:t>{{</w:t>
+      </w:r>
+      <w:proofErr w:type="spellStart"/>
+      <w:r>
+        <w:rPr>
+          <w:rFonts w:ascii="思源黑体 CN Normal" w:eastAsia="思源黑体 CN Normal" w:hAnsi="思源黑体 CN Normal"/>
+          <w:color w:val="000000" w:themeColor="text1"/>
+          <w:sz w:val="16"/>
+          <w:szCs w:val="16"/>
+        </w:rPr>
+        <w:t>sample.guideline.tumor_var</w:t>
+      </w:r>
+      <w:proofErr w:type="spellEnd"/>
+      <w:r>
+        <w:rPr>
+          <w:rFonts w:ascii="思源黑体 CN Normal" w:eastAsia="思源黑体 CN Normal" w:hAnsi="思源黑体 CN Normal"/>
+          <w:color w:val="000000" w:themeColor="text1"/>
+          <w:sz w:val="16"/>
+          <w:szCs w:val="16"/>
+        </w:rPr>
+        <w:t>}}</w:t>
+      </w:r>
+      <w:r>
+        <w:rPr>
+          <w:rFonts w:ascii="思源黑体 CN Normal" w:eastAsia="思源黑体 CN Normal" w:hAnsi="思源黑体 CN Normal" w:hint="eastAsia"/>
+          <w:color w:val="000000" w:themeColor="text1"/>
+          <w:sz w:val="16"/>
+          <w:szCs w:val="16"/>
+        </w:rPr>
+        <w:t>中的变异分类方法，综合变异在治疗、诊断和预后方面相关研究证据，将变异分为4类：I类为强临床意义；II类为潜在临床意义；III类为临床意义不明；IV类为良性/可能良性。上表仅列出I-II类变异，与肿瘤发生发展相关但暂无临床药物研究的变异不在本表中展示。</w:t>
       </w:r>
     </w:p>
     <w:p>
@@ -7095,7 +7133,7 @@
                     </wp:anchor>
                   </w:drawing>
                 </mc:Choice>
-                <mc:Fallback xmlns:oel="http://schemas.microsoft.com/office/2019/extlst" xmlns:w16du="http://schemas.microsoft.com/office/word/2023/wordml/word16du" xmlns:w16sdtfl="http://schemas.microsoft.com/office/word/2024/wordml/sdtformatlock" xmlns:wpsCustomData="http://www.wps.cn/officeDocument/2013/wpsCustomData">
+                <mc:Fallback xmlns:wpsCustomData="http://www.wps.cn/officeDocument/2013/wpsCustomData" xmlns:w16sdtfl="http://schemas.microsoft.com/office/word/2024/wordml/sdtformatlock" xmlns:w16du="http://schemas.microsoft.com/office/word/2023/wordml/word16du" xmlns:oel="http://schemas.microsoft.com/office/2019/extlst">
                   <w:pict>
                     <v:shape id="流程图: 接点 2" o:spid="_x0000_s1026" o:spt="120" type="#_x0000_t120" style="position:absolute;left:0pt;margin-left:170.85pt;margin-top:3.25pt;height:25.15pt;width:24.65pt;z-index:-251651072;v-text-anchor:middle;mso-width-relative:page;mso-height-relative:page;" fillcolor="#1E7648" filled="t" stroked="f" coordsize="21600,21600" o:gfxdata="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">
                       <v:fill on="t" focussize="0,0"/>
@@ -7226,7 +7264,7 @@
                     </wp:anchor>
                   </w:drawing>
                 </mc:Choice>
-                <mc:Fallback xmlns:oel="http://schemas.microsoft.com/office/2019/extlst" xmlns:w16du="http://schemas.microsoft.com/office/word/2023/wordml/word16du" xmlns:w16sdtfl="http://schemas.microsoft.com/office/word/2024/wordml/sdtformatlock" xmlns:wpsCustomData="http://www.wps.cn/officeDocument/2013/wpsCustomData">
+                <mc:Fallback xmlns:wpsCustomData="http://www.wps.cn/officeDocument/2013/wpsCustomData" xmlns:w16sdtfl="http://schemas.microsoft.com/office/word/2024/wordml/sdtformatlock" xmlns:w16du="http://schemas.microsoft.com/office/word/2023/wordml/word16du" xmlns:oel="http://schemas.microsoft.com/office/2019/extlst">
                   <w:pict>
                     <v:roundrect id="矩形: 圆角 3" o:spid="_x0000_s1026" o:spt="2" style="position:absolute;left:0pt;margin-left:-5.4pt;margin-top:3.45pt;height:25.3pt;width:123pt;mso-position-horizontal-relative:margin;z-index:-251652096;v-text-anchor:middle;mso-width-relative:page;mso-height-relative:page;" fillcolor="#D5E8CA [3052]" filled="t" stroked="f" coordsize="21600,21600" arcsize="0.166666666666667" o:gfxdata="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">
                       <v:fill on="t" focussize="0,0"/>
@@ -12193,7 +12231,7 @@
                     </wp:anchor>
                   </w:drawing>
                 </mc:Choice>
-                <mc:Fallback xmlns:oel="http://schemas.microsoft.com/office/2019/extlst" xmlns:w16du="http://schemas.microsoft.com/office/word/2023/wordml/word16du" xmlns:w16sdtfl="http://schemas.microsoft.com/office/word/2024/wordml/sdtformatlock" xmlns:wpsCustomData="http://www.wps.cn/officeDocument/2013/wpsCustomData">
+                <mc:Fallback xmlns:wpsCustomData="http://www.wps.cn/officeDocument/2013/wpsCustomData" xmlns:w16sdtfl="http://schemas.microsoft.com/office/word/2024/wordml/sdtformatlock" xmlns:w16du="http://schemas.microsoft.com/office/word/2023/wordml/word16du" xmlns:oel="http://schemas.microsoft.com/office/2019/extlst">
                   <w:pict>
                     <v:shape id="流程图: 接点 4" o:spid="_x0000_s1026" o:spt="120" type="#_x0000_t120" style="position:absolute;left:0pt;margin-left:178.35pt;margin-top:3.25pt;height:25.15pt;width:24.65pt;z-index:-251649024;v-text-anchor:middle;mso-width-relative:page;mso-height-relative:page;" fillcolor="#1E7648" filled="t" stroked="f" coordsize="21600,21600" o:gfxdata="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">
                       <v:fill on="t" focussize="0,0"/>
@@ -12324,7 +12362,7 @@
                     </wp:anchor>
                   </w:drawing>
                 </mc:Choice>
-                <mc:Fallback xmlns:oel="http://schemas.microsoft.com/office/2019/extlst" xmlns:w16du="http://schemas.microsoft.com/office/word/2023/wordml/word16du" xmlns:w16sdtfl="http://schemas.microsoft.com/office/word/2024/wordml/sdtformatlock" xmlns:wpsCustomData="http://www.wps.cn/officeDocument/2013/wpsCustomData">
+                <mc:Fallback xmlns:wpsCustomData="http://www.wps.cn/officeDocument/2013/wpsCustomData" xmlns:w16sdtfl="http://schemas.microsoft.com/office/word/2024/wordml/sdtformatlock" xmlns:w16du="http://schemas.microsoft.com/office/word/2023/wordml/word16du" xmlns:oel="http://schemas.microsoft.com/office/2019/extlst">
                   <w:pict>
                     <v:roundrect id="矩形: 圆角 5" o:spid="_x0000_s1026" o:spt="2" style="position:absolute;left:0pt;margin-left:-5.15pt;margin-top:3.2pt;height:25.3pt;width:109.5pt;mso-position-horizontal-relative:margin;z-index:-251650048;v-text-anchor:middle;mso-width-relative:page;mso-height-relative:page;" fillcolor="#D5E8CA [3052]" filled="t" stroked="f" coordsize="21600,21600" arcsize="0.166666666666667" o:gfxdata="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">
                       <v:fill on="t" focussize="0,0"/>
@@ -14684,7 +14722,7 @@
                     </wp:anchor>
                   </w:drawing>
                 </mc:Choice>
-                <mc:Fallback xmlns:oel="http://schemas.microsoft.com/office/2019/extlst" xmlns:w16du="http://schemas.microsoft.com/office/word/2023/wordml/word16du" xmlns:w16sdtfl="http://schemas.microsoft.com/office/word/2024/wordml/sdtformatlock" xmlns:wpsCustomData="http://www.wps.cn/officeDocument/2013/wpsCustomData">
+                <mc:Fallback xmlns:wpsCustomData="http://www.wps.cn/officeDocument/2013/wpsCustomData" xmlns:w16sdtfl="http://schemas.microsoft.com/office/word/2024/wordml/sdtformatlock" xmlns:w16du="http://schemas.microsoft.com/office/word/2023/wordml/word16du" xmlns:oel="http://schemas.microsoft.com/office/2019/extlst">
                   <w:pict>
                     <v:shape id="流程图: 接点 6" o:spid="_x0000_s1026" o:spt="120" type="#_x0000_t120" style="position:absolute;left:0pt;margin-left:164.85pt;margin-top:3.25pt;height:25.15pt;width:24.65pt;z-index:-251646976;v-text-anchor:middle;mso-width-relative:page;mso-height-relative:page;" fillcolor="#1E7648" filled="t" stroked="f" coordsize="21600,21600" o:gfxdata="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">
                       <v:fill on="t" focussize="0,0"/>
@@ -14815,7 +14853,7 @@
                     </wp:anchor>
                   </w:drawing>
                 </mc:Choice>
-                <mc:Fallback xmlns:oel="http://schemas.microsoft.com/office/2019/extlst" xmlns:w16du="http://schemas.microsoft.com/office/word/2023/wordml/word16du" xmlns:w16sdtfl="http://schemas.microsoft.com/office/word/2024/wordml/sdtformatlock" xmlns:wpsCustomData="http://www.wps.cn/officeDocument/2013/wpsCustomData">
+                <mc:Fallback xmlns:wpsCustomData="http://www.wps.cn/officeDocument/2013/wpsCustomData" xmlns:w16sdtfl="http://schemas.microsoft.com/office/word/2024/wordml/sdtformatlock" xmlns:w16du="http://schemas.microsoft.com/office/word/2023/wordml/word16du" xmlns:oel="http://schemas.microsoft.com/office/2019/extlst">
                   <w:pict>
                     <v:roundrect id="矩形: 圆角 7" o:spid="_x0000_s1026" o:spt="2" style="position:absolute;left:0pt;margin-left:-5.15pt;margin-top:3.2pt;height:25.3pt;width:138.75pt;mso-position-horizontal-relative:margin;z-index:-251648000;v-text-anchor:middle;mso-width-relative:page;mso-height-relative:page;" fillcolor="#D5E8CA [3052]" filled="t" stroked="f" coordsize="21600,21600" arcsize="0.166666666666667" o:gfxdata="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">
                       <v:fill on="t" focussize="0,0"/>
@@ -15900,7 +15938,7 @@
                     </wp:anchor>
                   </w:drawing>
                 </mc:Choice>
-                <mc:Fallback xmlns:oel="http://schemas.microsoft.com/office/2019/extlst" xmlns:w16du="http://schemas.microsoft.com/office/word/2023/wordml/word16du" xmlns:w16sdtfl="http://schemas.microsoft.com/office/word/2024/wordml/sdtformatlock" xmlns:wpsCustomData="http://www.wps.cn/officeDocument/2013/wpsCustomData">
+                <mc:Fallback xmlns:wpsCustomData="http://www.wps.cn/officeDocument/2013/wpsCustomData" xmlns:w16sdtfl="http://schemas.microsoft.com/office/word/2024/wordml/sdtformatlock" xmlns:w16du="http://schemas.microsoft.com/office/word/2023/wordml/word16du" xmlns:oel="http://schemas.microsoft.com/office/2019/extlst">
                   <w:pict>
                     <v:shape id="流程图: 接点 10" o:spid="_x0000_s1026" o:spt="120" type="#_x0000_t120" style="position:absolute;left:0pt;margin-left:199.35pt;margin-top:3.25pt;height:25.15pt;width:24.65pt;z-index:-251644928;v-text-anchor:middle;mso-width-relative:page;mso-height-relative:page;" fillcolor="#1E7648" filled="t" stroked="f" coordsize="21600,21600" o:gfxdata="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">
                       <v:fill on="t" focussize="0,0"/>
@@ -16042,7 +16080,7 @@
                     </wp:anchor>
                   </w:drawing>
                 </mc:Choice>
-                <mc:Fallback xmlns:oel="http://schemas.microsoft.com/office/2019/extlst" xmlns:w16du="http://schemas.microsoft.com/office/word/2023/wordml/word16du" xmlns:w16sdtfl="http://schemas.microsoft.com/office/word/2024/wordml/sdtformatlock" xmlns:wpsCustomData="http://www.wps.cn/officeDocument/2013/wpsCustomData">
+                <mc:Fallback xmlns:wpsCustomData="http://www.wps.cn/officeDocument/2013/wpsCustomData" xmlns:w16sdtfl="http://schemas.microsoft.com/office/word/2024/wordml/sdtformatlock" xmlns:w16du="http://schemas.microsoft.com/office/word/2023/wordml/word16du" xmlns:oel="http://schemas.microsoft.com/office/2019/extlst">
                   <w:pict>
                     <v:roundrect id="矩形: 圆角 12" o:spid="_x0000_s1026" o:spt="2" style="position:absolute;left:0pt;margin-left:-5.7pt;margin-top:3.25pt;height:25.3pt;width:71.3pt;mso-position-horizontal-relative:margin;z-index:-251645952;v-text-anchor:middle;mso-width-relative:page;mso-height-relative:page;" fillcolor="#D5E8CA [3052]" filled="t" stroked="f" coordsize="21600,21600" arcsize="0.166666666666667" o:gfxdata="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">
                       <v:fill on="t" focussize="0,0"/>
@@ -19034,7 +19072,7 @@
                     </wp:anchor>
                   </w:drawing>
                 </mc:Choice>
-                <mc:Fallback xmlns:oel="http://schemas.microsoft.com/office/2019/extlst" xmlns:w16du="http://schemas.microsoft.com/office/word/2023/wordml/word16du" xmlns:w16sdtfl="http://schemas.microsoft.com/office/word/2024/wordml/sdtformatlock" xmlns:wpsCustomData="http://www.wps.cn/officeDocument/2013/wpsCustomData">
+                <mc:Fallback xmlns:wpsCustomData="http://www.wps.cn/officeDocument/2013/wpsCustomData" xmlns:w16sdtfl="http://schemas.microsoft.com/office/word/2024/wordml/sdtformatlock" xmlns:w16du="http://schemas.microsoft.com/office/word/2023/wordml/word16du" xmlns:oel="http://schemas.microsoft.com/office/2019/extlst">
                   <w:pict>
                     <v:shape id="流程图: 接点 10" o:spid="_x0000_s1026" o:spt="120" type="#_x0000_t120" style="position:absolute;left:0pt;margin-left:200.1pt;margin-top:3.25pt;height:25.15pt;width:24.65pt;z-index:-251642880;v-text-anchor:middle;mso-width-relative:page;mso-height-relative:page;" fillcolor="#1E7648" filled="t" stroked="f" coordsize="21600,21600" o:gfxdata="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">
                       <v:fill on="t" focussize="0,0"/>
@@ -19176,7 +19214,7 @@
                     </wp:anchor>
                   </w:drawing>
                 </mc:Choice>
-                <mc:Fallback xmlns:oel="http://schemas.microsoft.com/office/2019/extlst" xmlns:w16du="http://schemas.microsoft.com/office/word/2023/wordml/word16du" xmlns:w16sdtfl="http://schemas.microsoft.com/office/word/2024/wordml/sdtformatlock" xmlns:wpsCustomData="http://www.wps.cn/officeDocument/2013/wpsCustomData">
+                <mc:Fallback xmlns:wpsCustomData="http://www.wps.cn/officeDocument/2013/wpsCustomData" xmlns:w16sdtfl="http://schemas.microsoft.com/office/word/2024/wordml/sdtformatlock" xmlns:w16du="http://schemas.microsoft.com/office/word/2023/wordml/word16du" xmlns:oel="http://schemas.microsoft.com/office/2019/extlst">
                   <w:pict>
                     <v:roundrect id="矩形: 圆角 12" o:spid="_x0000_s1026" o:spt="2" style="position:absolute;left:0pt;margin-left:-5.7pt;margin-top:3.25pt;height:25.3pt;width:46.5pt;mso-position-horizontal-relative:margin;z-index:-251643904;v-text-anchor:middle;mso-width-relative:page;mso-height-relative:page;" fillcolor="#D5E8CA [3052]" filled="t" stroked="f" coordsize="21600,21600" arcsize="0.166666666666667" o:gfxdata="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">
                       <v:fill on="t" focussize="0,0"/>
@@ -19625,7 +19663,41 @@
           <w:sz w:val="18"/>
           <w:szCs w:val="18"/>
         </w:rPr>
-        <w:t>与中国专家共识《二代测序临床报告解读指引》，根据变异在不同癌种中对应的药物敏感性、诊断及预后证据分为四个等级：A级、B级、C级、D级。基因变异按照其临床意义的重要性分为四个等级：I类变异（具有强临床意义，具有A或B级证据）、II类变异（具有潜在临床意义，具有C或D级证据）、III类变异（临床意义不明）和IV类变异（良性和可能良性变异，已知无临床意义）。</w:t>
+        <w:t>与中国专家共识</w:t>
+      </w:r>
+      <w:r>
+        <w:rPr>
+          <w:rFonts w:ascii="思源黑体 CN Normal" w:eastAsia="思源黑体 CN Normal" w:hAnsi="思源黑体 CN Normal"/>
+          <w:sz w:val="18"/>
+          <w:szCs w:val="18"/>
+        </w:rPr>
+        <w:t>{{</w:t>
+      </w:r>
+      <w:proofErr w:type="spellStart"/>
+      <w:r>
+        <w:rPr>
+          <w:rFonts w:ascii="思源黑体 CN Normal" w:eastAsia="思源黑体 CN Normal" w:hAnsi="思源黑体 CN Normal"/>
+          <w:sz w:val="18"/>
+          <w:szCs w:val="18"/>
+        </w:rPr>
+        <w:t>sample.guideline.ngs_clinic_report_inter</w:t>
+      </w:r>
+      <w:proofErr w:type="spellEnd"/>
+      <w:r>
+        <w:rPr>
+          <w:rFonts w:ascii="思源黑体 CN Normal" w:eastAsia="思源黑体 CN Normal" w:hAnsi="思源黑体 CN Normal"/>
+          <w:sz w:val="18"/>
+          <w:szCs w:val="18"/>
+        </w:rPr>
+        <w:t>}}</w:t>
+      </w:r>
+      <w:r>
+        <w:rPr>
+          <w:rFonts w:ascii="思源黑体 CN Normal" w:eastAsia="思源黑体 CN Normal" w:hAnsi="思源黑体 CN Normal" w:hint="eastAsia"/>
+          <w:sz w:val="18"/>
+          <w:szCs w:val="18"/>
+        </w:rPr>
+        <w:t>，根据变异在不同癌种中对应的药物敏感性、诊断及预后证据分为四个等级：A级、B级、C级、D级。基因变异按照其临床意义的重要性分为四个等级：I类变异（具有强临床意义，具有A或B级证据）、II类变异（具有潜在临床意义，具有C或D级证据）、III类变异（临床意义不明）和IV类变异（良性和可能良性变异，已知无临床意义）。</w:t>
       </w:r>
     </w:p>
     <w:tbl>
@@ -21690,7 +21762,7 @@
                     </wp:anchor>
                   </w:drawing>
                 </mc:Choice>
-                <mc:Fallback xmlns:oel="http://schemas.microsoft.com/office/2019/extlst" xmlns:w16du="http://schemas.microsoft.com/office/word/2023/wordml/word16du" xmlns:w16sdtfl="http://schemas.microsoft.com/office/word/2024/wordml/sdtformatlock" xmlns:wpsCustomData="http://www.wps.cn/officeDocument/2013/wpsCustomData">
+                <mc:Fallback xmlns:wpsCustomData="http://www.wps.cn/officeDocument/2013/wpsCustomData" xmlns:w16sdtfl="http://schemas.microsoft.com/office/word/2024/wordml/sdtformatlock" xmlns:w16du="http://schemas.microsoft.com/office/word/2023/wordml/word16du" xmlns:oel="http://schemas.microsoft.com/office/2019/extlst">
                   <w:pict>
                     <v:shape id="流程图: 接点 10" o:spid="_x0000_s1026" o:spt="120" type="#_x0000_t120" style="position:absolute;left:0pt;margin-left:199.35pt;margin-top:3.25pt;height:25.15pt;width:24.65pt;z-index:-251640832;v-text-anchor:middle;mso-width-relative:page;mso-height-relative:page;" fillcolor="#1E7648" filled="t" stroked="f" coordsize="21600,21600" o:gfxdata="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">
                       <v:fill on="t" focussize="0,0"/>
@@ -21832,7 +21904,7 @@
                     </wp:anchor>
                   </w:drawing>
                 </mc:Choice>
-                <mc:Fallback xmlns:oel="http://schemas.microsoft.com/office/2019/extlst" xmlns:w16du="http://schemas.microsoft.com/office/word/2023/wordml/word16du" xmlns:w16sdtfl="http://schemas.microsoft.com/office/word/2024/wordml/sdtformatlock" xmlns:wpsCustomData="http://www.wps.cn/officeDocument/2013/wpsCustomData">
+                <mc:Fallback xmlns:wpsCustomData="http://www.wps.cn/officeDocument/2013/wpsCustomData" xmlns:w16sdtfl="http://schemas.microsoft.com/office/word/2024/wordml/sdtformatlock" xmlns:w16du="http://schemas.microsoft.com/office/word/2023/wordml/word16du" xmlns:oel="http://schemas.microsoft.com/office/2019/extlst">
                   <w:pict>
                     <v:roundrect id="矩形: 圆角 12" o:spid="_x0000_s1026" o:spt="2" style="position:absolute;left:0pt;margin-left:-5.7pt;margin-top:3.25pt;height:25.3pt;width:71.3pt;mso-position-horizontal-relative:margin;z-index:-251641856;v-text-anchor:middle;mso-width-relative:page;mso-height-relative:page;" fillcolor="#D5E8CA [3052]" filled="t" stroked="f" coordsize="21600,21600" arcsize="0.166666666666667" o:gfxdata="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">
                       <v:fill on="t" focussize="0,0"/>
@@ -22255,7 +22327,7 @@
                     </wp:anchor>
                   </w:drawing>
                 </mc:Choice>
-                <mc:Fallback xmlns:oel="http://schemas.microsoft.com/office/2019/extlst" xmlns:w16du="http://schemas.microsoft.com/office/word/2023/wordml/word16du" xmlns:w16sdtfl="http://schemas.microsoft.com/office/word/2024/wordml/sdtformatlock" xmlns:wpsCustomData="http://www.wps.cn/officeDocument/2013/wpsCustomData">
+                <mc:Fallback xmlns:wpsCustomData="http://www.wps.cn/officeDocument/2013/wpsCustomData" xmlns:w16sdtfl="http://schemas.microsoft.com/office/word/2024/wordml/sdtformatlock" xmlns:w16du="http://schemas.microsoft.com/office/word/2023/wordml/word16du" xmlns:oel="http://schemas.microsoft.com/office/2019/extlst">
                   <w:pict>
                     <v:shape id="流程图: 接点 26" o:spid="_x0000_s1026" o:spt="120" type="#_x0000_t120" style="position:absolute;left:0pt;margin-left:200.1pt;margin-top:3.25pt;height:25.15pt;width:24.65pt;z-index:-251638784;v-text-anchor:middle;mso-width-relative:page;mso-height-relative:page;" fillcolor="#1E7648" filled="t" stroked="f" coordsize="21600,21600" o:gfxdata="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">
                       <v:fill on="t" focussize="0,0"/>
@@ -22419,7 +22491,7 @@
                     </wp:anchor>
                   </w:drawing>
                 </mc:Choice>
-                <mc:Fallback xmlns:oel="http://schemas.microsoft.com/office/2019/extlst" xmlns:w16du="http://schemas.microsoft.com/office/word/2023/wordml/word16du" xmlns:w16sdtfl="http://schemas.microsoft.com/office/word/2024/wordml/sdtformatlock" xmlns:wpsCustomData="http://www.wps.cn/officeDocument/2013/wpsCustomData">
+                <mc:Fallback xmlns:wpsCustomData="http://www.wps.cn/officeDocument/2013/wpsCustomData" xmlns:w16sdtfl="http://schemas.microsoft.com/office/word/2024/wordml/sdtformatlock" xmlns:w16du="http://schemas.microsoft.com/office/word/2023/wordml/word16du" xmlns:oel="http://schemas.microsoft.com/office/2019/extlst">
                   <w:pict>
                     <v:roundrect id="矩形: 圆角 27" o:spid="_x0000_s1026" o:spt="2" style="position:absolute;left:0pt;margin-left:-5.7pt;margin-top:3.25pt;height:25.3pt;width:71.3pt;mso-position-horizontal-relative:margin;z-index:-251639808;v-text-anchor:middle;mso-width-relative:page;mso-height-relative:page;" fillcolor="#D5E8CA [3052]" filled="t" stroked="f" coordsize="21600,21600" arcsize="0.166666666666667" o:gfxdata="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">
                       <v:fill on="t" focussize="0,0"/>
@@ -36000,6 +36072,10 @@
 </file>
 
 <file path=customXml/item1.xml><?xml version="1.0" encoding="utf-8"?>
+<b:Sources xmlns:b="http://schemas.openxmlformats.org/officeDocument/2006/bibliography" xmlns="http://schemas.openxmlformats.org/officeDocument/2006/bibliography" SelectedStyle="\APA.XSL" StyleName="APA"/>
+</file>
+
+<file path=customXml/item2.xml><?xml version="1.0" encoding="utf-8"?>
 <s:customData xmlns="http://www.wps.cn/officeDocument/2013/wpsCustomData" xmlns:s="http://www.wps.cn/officeDocument/2013/wpsCustomData">
   <customSectProps>
     <customSectPr/>
@@ -36014,22 +36090,18 @@
 </s:customData>
 </file>
 
-<file path=customXml/item2.xml><?xml version="1.0" encoding="utf-8"?>
-<b:Sources xmlns:b="http://schemas.openxmlformats.org/officeDocument/2006/bibliography" xmlns="http://schemas.openxmlformats.org/officeDocument/2006/bibliography" SelectedStyle="\APA.XSL" StyleName="APA"/>
+<file path=customXml/itemProps1.xml><?xml version="1.0" encoding="utf-8"?>
+<ds:datastoreItem xmlns:ds="http://schemas.openxmlformats.org/officeDocument/2006/customXml" ds:itemID="{04123F95-1B42-4068-AF50-BD131CD5DAE6}">
+  <ds:schemaRefs>
+    <ds:schemaRef ds:uri="http://schemas.openxmlformats.org/officeDocument/2006/bibliography"/>
+  </ds:schemaRefs>
+</ds:datastoreItem>
 </file>
 
-<file path=customXml/itemProps1.xml><?xml version="1.0" encoding="utf-8"?>
+<file path=customXml/itemProps2.xml><?xml version="1.0" encoding="utf-8"?>
 <ds:datastoreItem xmlns:ds="http://schemas.openxmlformats.org/officeDocument/2006/customXml" ds:itemID="{B1977F7D-205B-4081-913C-38D41E755F92}">
   <ds:schemaRefs>
     <ds:schemaRef ds:uri="http://www.wps.cn/officeDocument/2013/wpsCustomData"/>
   </ds:schemaRefs>
 </ds:datastoreItem>
-</file>
-
-<file path=customXml/itemProps2.xml><?xml version="1.0" encoding="utf-8"?>
-<ds:datastoreItem xmlns:ds="http://schemas.openxmlformats.org/officeDocument/2006/customXml" ds:itemID="{04123F95-1B42-4068-AF50-BD131CD5DAE6}">
-  <ds:schemaRefs>
-    <ds:schemaRef ds:uri="http://schemas.openxmlformats.org/officeDocument/2006/bibliography"/>
-  </ds:schemaRefs>
-</ds:datastoreItem>
 </file>